--- a/_build/docx/01_Кадровые_документы/4_Должностная_инструкция.docx
+++ b/_build/docx/01_Кадровые_документы/4_Должностная_инструкция.docx
@@ -200,7 +200,7 @@
         <w:rPr>
           <w:rFonts w:ascii="Times New Roman" w:hAnsi="Times New Roman"/>
         </w:rPr>
-        <w:t>архитектор.</w:t>
+        <w:t>архитекторы.</w:t>
       </w:r>
     </w:p>
     <w:p>
@@ -645,7 +645,7 @@
         <w:rPr>
           <w:rFonts w:ascii="Times New Roman" w:hAnsi="Times New Roman"/>
         </w:rPr>
-        <w:t>работ, копирования и размножения конструкторской документации (САПР, ПО для</w:t>
+        <w:t>работ, копирования и размножения конструкторской документации (Advanced Steel,</w:t>
       </w:r>
     </w:p>
     <w:p>
@@ -653,7 +653,15 @@
         <w:rPr>
           <w:rFonts w:ascii="Times New Roman" w:hAnsi="Times New Roman"/>
         </w:rPr>
-        <w:t>раскроя CutLogic 1D, формирование DXF для лазерной резки);</w:t>
+        <w:t>Tekla Structures, Revit, ПО для раскроя CutLogic 1D, формирование DXF для</w:t>
+      </w:r>
+    </w:p>
+    <w:p>
+      <w:r>
+        <w:rPr>
+          <w:rFonts w:ascii="Times New Roman" w:hAnsi="Times New Roman"/>
+        </w:rPr>
+        <w:t>лазерной резки);</w:t>
       </w:r>
     </w:p>
     <w:p>
@@ -675,7 +683,7 @@
         <w:rPr>
           <w:rFonts w:ascii="Times New Roman" w:hAnsi="Times New Roman"/>
         </w:rPr>
-        <w:t>основы стандартизации и сертификации; основы патентоведения;</w:t>
+        <w:t>основы стандартизации и сертификации;</w:t>
       </w:r>
     </w:p>
     <w:p>
@@ -713,7 +721,7 @@
         <w:rPr>
           <w:rFonts w:ascii="Times New Roman" w:hAnsi="Times New Roman"/>
         </w:rPr>
-        <w:t>2.5. Соответствие работника квалификационным требованиям устанавливается по</w:t>
+        <w:t>2.5. Соответствие работника квалификационным требованиям устанавливается</w:t>
       </w:r>
     </w:p>
     <w:p>
@@ -721,7 +729,7 @@
         <w:rPr>
           <w:rFonts w:ascii="Times New Roman" w:hAnsi="Times New Roman"/>
         </w:rPr>
-        <w:t>результатам аттестации в соответствии с локальным нормативным актом организации</w:t>
+        <w:t>нанимателем при назначении на должность. При необходимости наниматель вправе</w:t>
       </w:r>
     </w:p>
     <w:p>
@@ -729,7 +737,23 @@
         <w:rPr>
           <w:rFonts w:ascii="Times New Roman" w:hAnsi="Times New Roman"/>
         </w:rPr>
-        <w:t>о порядке аттестации инженерно-технических работников.</w:t>
+        <w:t>дополнительно провести аттестацию работника в порядке, установленном локальным</w:t>
+      </w:r>
+    </w:p>
+    <w:p>
+      <w:r>
+        <w:rPr>
+          <w:rFonts w:ascii="Times New Roman" w:hAnsi="Times New Roman"/>
+        </w:rPr>
+        <w:t>нормативным актом организации о порядке аттестации инженерно-технических</w:t>
+      </w:r>
+    </w:p>
+    <w:p>
+      <w:r>
+        <w:rPr>
+          <w:rFonts w:ascii="Times New Roman" w:hAnsi="Times New Roman"/>
+        </w:rPr>
+        <w:t>работников.</w:t>
       </w:r>
     </w:p>
     <w:p>
@@ -769,7 +793,7 @@
         <w:rPr>
           <w:rFonts w:ascii="Times New Roman" w:hAnsi="Times New Roman"/>
         </w:rPr>
-        <w:t>защиты Республики Беларусь от 02.01.2012 № 1, с учётом рекомендации</w:t>
+        <w:t>защиты Республики Беларусь от 02.01.2012 № 1. Решение о таком назначении принимает</w:t>
       </w:r>
     </w:p>
     <w:p>
@@ -777,7 +801,15 @@
         <w:rPr>
           <w:rFonts w:ascii="Times New Roman" w:hAnsi="Times New Roman"/>
         </w:rPr>
-        <w:t>аттестационной комиссии.</w:t>
+        <w:t>наниматель, учитывая уровень и профиль образования, специальные знания, деловые</w:t>
+      </w:r>
+    </w:p>
+    <w:p>
+      <w:r>
+        <w:rPr>
+          <w:rFonts w:ascii="Times New Roman" w:hAnsi="Times New Roman"/>
+        </w:rPr>
+        <w:t>качества и опыт работы по соответствующему направлению деятельности.</w:t>
       </w:r>
     </w:p>
     <w:p>
@@ -848,7 +880,7 @@
         <w:rPr>
           <w:rFonts w:ascii="Times New Roman" w:hAnsi="Times New Roman"/>
         </w:rPr>
-        <w:t xml:space="preserve"> между конструкторами и архитектором по объектам,</w:t>
+        <w:t xml:space="preserve"> между конструкторами и архитекторами по объектам,</w:t>
       </w:r>
     </w:p>
     <w:p>
@@ -1354,7 +1386,7 @@
         <w:rPr>
           <w:rFonts w:ascii="Times New Roman" w:hAnsi="Times New Roman"/>
         </w:rPr>
-        <w:t>6.1. Получает от заместителя директора: объекты, приоритеты, сроки.</w:t>
+        <w:t>6.1. Получает от заместителя директора: информацию и задачи по объектам, приоритеты, сроки.</w:t>
       </w:r>
     </w:p>
     <w:p>

--- a/_build/docx/01_Кадровые_документы/4_Должностная_инструкция.docx
+++ b/_build/docx/01_Кадровые_документы/4_Должностная_инструкция.docx
@@ -404,7 +404,7 @@
         <w:rPr>
           <w:rFonts w:ascii="Times New Roman" w:hAnsi="Times New Roman"/>
         </w:rPr>
-        <w:t>высшее образование по профилям образования «Техника и технологии»,</w:t>
+        <w:t>высшее образование по профилям образования «Архитектура и строительство»,</w:t>
       </w:r>
     </w:p>
     <w:p>
@@ -412,7 +412,7 @@
         <w:rPr>
           <w:rFonts w:ascii="Times New Roman" w:hAnsi="Times New Roman"/>
         </w:rPr>
-        <w:t>«Архитектура и строительство», «Сельское и лесное хозяйство. Садово-парковое</w:t>
+        <w:t>«Промышленное и гражданское строительство» соответствующего вида</w:t>
       </w:r>
     </w:p>
     <w:p>
@@ -420,7 +420,7 @@
         <w:rPr>
           <w:rFonts w:ascii="Times New Roman" w:hAnsi="Times New Roman"/>
         </w:rPr>
-        <w:t>строительство» соответствующего вида профессиональной деятельности;</w:t>
+        <w:t>профессиональной деятельности;</w:t>
       </w:r>
     </w:p>
     <w:p>
@@ -432,7 +432,7 @@
           <w:rFonts w:ascii="Times New Roman" w:hAnsi="Times New Roman"/>
           <w:b/>
         </w:rPr>
-        <w:t>стаж конструкторской работы не менее 8 лет</w:t>
+        <w:t>стаж конструкторской работы не менее 5 лет</w:t>
       </w:r>
       <w:r>
         <w:rPr>
@@ -588,7 +588,23 @@
         <w:rPr>
           <w:rFonts w:ascii="Times New Roman" w:hAnsi="Times New Roman"/>
         </w:rPr>
-        <w:t>соединений;</w:t>
+        <w:t>соединений, проектирования и раскладки сэндвич-панелей, спецификации изделий</w:t>
+      </w:r>
+    </w:p>
+    <w:p>
+      <w:r>
+        <w:rPr>
+          <w:rFonts w:ascii="Times New Roman" w:hAnsi="Times New Roman"/>
+        </w:rPr>
+        <w:t>из древесно-полимерного композита (нащельники, водосточная система и другие</w:t>
+      </w:r>
+    </w:p>
+    <w:p>
+      <w:r>
+        <w:rPr>
+          <w:rFonts w:ascii="Times New Roman" w:hAnsi="Times New Roman"/>
+        </w:rPr>
+        <w:t>архитектурные элементы);</w:t>
       </w:r>
     </w:p>
     <w:p>
@@ -694,7 +710,7 @@
         <w:rPr>
           <w:rFonts w:ascii="Times New Roman" w:hAnsi="Times New Roman"/>
         </w:rPr>
-        <w:t>экономику, организацию производства, труда и управления; авторское право;</w:t>
+        <w:t>экономику, организацию производства;</w:t>
       </w:r>
     </w:p>
     <w:p>
@@ -714,102 +730,6 @@
           <w:rFonts w:ascii="Times New Roman" w:hAnsi="Times New Roman"/>
         </w:rPr>
         <w:t>пожарной безопасности.</w:t>
-      </w:r>
-    </w:p>
-    <w:p>
-      <w:r>
-        <w:rPr>
-          <w:rFonts w:ascii="Times New Roman" w:hAnsi="Times New Roman"/>
-        </w:rPr>
-        <w:t>2.5. Соответствие работника квалификационным требованиям устанавливается</w:t>
-      </w:r>
-    </w:p>
-    <w:p>
-      <w:r>
-        <w:rPr>
-          <w:rFonts w:ascii="Times New Roman" w:hAnsi="Times New Roman"/>
-        </w:rPr>
-        <w:t>нанимателем при назначении на должность. При необходимости наниматель вправе</w:t>
-      </w:r>
-    </w:p>
-    <w:p>
-      <w:r>
-        <w:rPr>
-          <w:rFonts w:ascii="Times New Roman" w:hAnsi="Times New Roman"/>
-        </w:rPr>
-        <w:t>дополнительно провести аттестацию работника в порядке, установленном локальным</w:t>
-      </w:r>
-    </w:p>
-    <w:p>
-      <w:r>
-        <w:rPr>
-          <w:rFonts w:ascii="Times New Roman" w:hAnsi="Times New Roman"/>
-        </w:rPr>
-        <w:t>нормативным актом организации о порядке аттестации инженерно-технических</w:t>
-      </w:r>
-    </w:p>
-    <w:p>
-      <w:r>
-        <w:rPr>
-          <w:rFonts w:ascii="Times New Roman" w:hAnsi="Times New Roman"/>
-        </w:rPr>
-        <w:t>работников.</w:t>
-      </w:r>
-    </w:p>
-    <w:p>
-      <w:r>
-        <w:rPr>
-          <w:rFonts w:ascii="Times New Roman" w:hAnsi="Times New Roman"/>
-        </w:rPr>
-        <w:t>2.6. На должность в порядке исключения может быть назначено лицо, образование и</w:t>
-      </w:r>
-    </w:p>
-    <w:p>
-      <w:r>
-        <w:rPr>
-          <w:rFonts w:ascii="Times New Roman" w:hAnsi="Times New Roman"/>
-        </w:rPr>
-        <w:t>(или) стаж работы которого не соответствуют квалификационным требованиям, —</w:t>
-      </w:r>
-    </w:p>
-    <w:p>
-      <w:r>
-        <w:rPr>
-          <w:rFonts w:ascii="Times New Roman" w:hAnsi="Times New Roman"/>
-        </w:rPr>
-        <w:t>на основании пункта 12 Общих положений Единого квалификационного справочника</w:t>
-      </w:r>
-    </w:p>
-    <w:p>
-      <w:r>
-        <w:rPr>
-          <w:rFonts w:ascii="Times New Roman" w:hAnsi="Times New Roman"/>
-        </w:rPr>
-        <w:t>должностей служащих, утверждённых постановлением Министерства труда и социальной</w:t>
-      </w:r>
-    </w:p>
-    <w:p>
-      <w:r>
-        <w:rPr>
-          <w:rFonts w:ascii="Times New Roman" w:hAnsi="Times New Roman"/>
-        </w:rPr>
-        <w:t>защиты Республики Беларусь от 02.01.2012 № 1. Решение о таком назначении принимает</w:t>
-      </w:r>
-    </w:p>
-    <w:p>
-      <w:r>
-        <w:rPr>
-          <w:rFonts w:ascii="Times New Roman" w:hAnsi="Times New Roman"/>
-        </w:rPr>
-        <w:t>наниматель, учитывая уровень и профиль образования, специальные знания, деловые</w:t>
-      </w:r>
-    </w:p>
-    <w:p>
-      <w:r>
-        <w:rPr>
-          <w:rFonts w:ascii="Times New Roman" w:hAnsi="Times New Roman"/>
-        </w:rPr>
-        <w:t>качества и опыт работы по соответствующему направлению деятельности.</w:t>
       </w:r>
     </w:p>
     <w:p>
@@ -843,37 +763,6 @@
           <w:rFonts w:ascii="Times New Roman" w:hAnsi="Times New Roman"/>
           <w:b/>
         </w:rPr>
-        <w:t>Руководит проектно-конструкторскими работами, проводимыми в отделе.</w:t>
-      </w:r>
-    </w:p>
-    <w:p>
-      <w:r>
-        <w:rPr>
-          <w:rFonts w:ascii="Times New Roman" w:hAnsi="Times New Roman"/>
-        </w:rPr>
-        <w:t>Организует разработку перспективных и годовых планов проектно-конструкторских</w:t>
-      </w:r>
-    </w:p>
-    <w:p>
-      <w:r>
-        <w:rPr>
-          <w:rFonts w:ascii="Times New Roman" w:hAnsi="Times New Roman"/>
-        </w:rPr>
-        <w:t>работ, контролирует их выполнение.</w:t>
-      </w:r>
-    </w:p>
-    <w:p>
-      <w:r>
-        <w:rPr>
-          <w:rFonts w:ascii="Times New Roman" w:hAnsi="Times New Roman"/>
-        </w:rPr>
-        <w:t xml:space="preserve">3.2. </w:t>
-      </w:r>
-      <w:r>
-        <w:rPr>
-          <w:rFonts w:ascii="Times New Roman" w:hAnsi="Times New Roman"/>
-          <w:b/>
-        </w:rPr>
         <w:t>Распределяет задачи</w:t>
       </w:r>
       <w:r>
@@ -896,7 +785,7 @@
         <w:rPr>
           <w:rFonts w:ascii="Times New Roman" w:hAnsi="Times New Roman"/>
         </w:rPr>
-        <w:t>3.3. Ведёт рабочий журнал отдела (объекты, сроки, задачи, нормоконтроль); доводит до работников задачи, полученные от</w:t>
+        <w:t>3.2. Ведёт рабочий журнал отдела (объекты, сроки, задачи, нормоконтроль); доводит до работников задачи, полученные от</w:t>
       </w:r>
     </w:p>
     <w:p>
@@ -912,7 +801,7 @@
         <w:rPr>
           <w:rFonts w:ascii="Times New Roman" w:hAnsi="Times New Roman"/>
         </w:rPr>
-        <w:t>3.4. Определяет совместно с другими подразделениями объёмы работ по</w:t>
+        <w:t>3.3. Выявляет совместно с другими подразделениями информацию по объекту, перечень</w:t>
       </w:r>
     </w:p>
     <w:p>
@@ -920,7 +809,7 @@
         <w:rPr>
           <w:rFonts w:ascii="Times New Roman" w:hAnsi="Times New Roman"/>
         </w:rPr>
-        <w:t>проектированию, перечень исходной документации (КМ, КЖ, АР) и других данных,</w:t>
+        <w:t>исходной документации (КМ, КЖ, АР) и других данных, необходимых для качественного</w:t>
       </w:r>
     </w:p>
     <w:p>
@@ -928,7 +817,7 @@
         <w:rPr>
           <w:rFonts w:ascii="Times New Roman" w:hAnsi="Times New Roman"/>
         </w:rPr>
-        <w:t>необходимых для качественного и своевременного выполнения работ отдела.</w:t>
+        <w:t>и своевременного выполнения работ отдела.</w:t>
       </w:r>
     </w:p>
     <w:p>
@@ -936,7 +825,7 @@
         <w:rPr>
           <w:rFonts w:ascii="Times New Roman" w:hAnsi="Times New Roman"/>
         </w:rPr>
-        <w:t>3.5. Осуществляет мероприятия по повышению эффективности разработок, сокращению</w:t>
+        <w:t>3.4. Осуществляет мероприятия по повышению эффективности разработок, сокращению</w:t>
       </w:r>
     </w:p>
     <w:p>
@@ -968,7 +857,7 @@
         <w:rPr>
           <w:rFonts w:ascii="Times New Roman" w:hAnsi="Times New Roman"/>
         </w:rPr>
-        <w:t>3.6. Обеспечивает высокий уровень стандартизации и унификации конструкций,</w:t>
+        <w:t>3.5. Обеспечивает высокий уровень стандартизации и унификации конструкций,</w:t>
       </w:r>
     </w:p>
     <w:p>
@@ -984,7 +873,7 @@
         <w:rPr>
           <w:rFonts w:ascii="Times New Roman" w:hAnsi="Times New Roman"/>
         </w:rPr>
-        <w:t>3.7. Координирует разработку конструкторской документации и обеспечивает</w:t>
+        <w:t>3.6. Координирует разработку конструкторской документации и обеспечивает</w:t>
       </w:r>
     </w:p>
     <w:p>
@@ -1000,7 +889,7 @@
         <w:rPr>
           <w:rFonts w:ascii="Times New Roman" w:hAnsi="Times New Roman"/>
         </w:rPr>
-        <w:t>3.8. Изучает и обобщает достижения отечественной и зарубежной техники с целью их</w:t>
+        <w:t>3.7. Изучает и обобщает достижения отечественной и зарубежной техники с целью их</w:t>
       </w:r>
     </w:p>
     <w:p>
@@ -1033,7 +922,7 @@
         <w:rPr>
           <w:rFonts w:ascii="Times New Roman" w:hAnsi="Times New Roman"/>
         </w:rPr>
-        <w:t xml:space="preserve">3.9. Всецело отвечает за чертежи отдела; </w:t>
+        <w:t xml:space="preserve">3.8. Всецело отвечает за чертежи отдела; </w:t>
       </w:r>
       <w:r>
         <w:rPr>
@@ -1064,7 +953,7 @@
         <w:rPr>
           <w:rFonts w:ascii="Times New Roman" w:hAnsi="Times New Roman"/>
         </w:rPr>
-        <w:t>конструктора). Нормоконтроль комплектов, разработанных им лично, выполняет</w:t>
+        <w:t>конструктора). Нормоконтроль комплектов, разработанных лично начальником отдела,</w:t>
       </w:r>
     </w:p>
     <w:p>
@@ -1072,7 +961,7 @@
         <w:rPr>
           <w:rFonts w:ascii="Times New Roman" w:hAnsi="Times New Roman"/>
         </w:rPr>
-        <w:t>самостоятельно и несёт за них единоличную ответственность.</w:t>
+        <w:t>выполняет непосредственный руководитель — заместитель директора Покалюк Д.Г.</w:t>
       </w:r>
     </w:p>
     <w:p>
@@ -1080,7 +969,7 @@
         <w:rPr>
           <w:rFonts w:ascii="Times New Roman" w:hAnsi="Times New Roman"/>
         </w:rPr>
-        <w:t>3.10. Не допускает к выпуску документацию, не соответствующую Регламенту;</w:t>
+        <w:t>3.9. Не допускает к выпуску документацию, не соответствующую Регламенту;</w:t>
       </w:r>
     </w:p>
     <w:p>
@@ -1096,7 +985,7 @@
         <w:rPr>
           <w:rFonts w:ascii="Times New Roman" w:hAnsi="Times New Roman"/>
         </w:rPr>
-        <w:t>3.11. Обеспечивает единообразие оформления, маркировки отправочных марок (п. 5.5)</w:t>
+        <w:t>3.10. Обеспечивает единообразие оформления, маркировки отправочных марок (п. 5.5)</w:t>
       </w:r>
     </w:p>
     <w:p>
@@ -1121,7 +1010,7 @@
         <w:rPr>
           <w:rFonts w:ascii="Times New Roman" w:hAnsi="Times New Roman"/>
         </w:rPr>
-        <w:t>3.12. Организует обучение и адаптацию вновь принятых работников, наставничество,</w:t>
+        <w:t>3.11. Организует обучение и адаптацию вновь принятых работников, наставничество,</w:t>
       </w:r>
     </w:p>
     <w:p>
@@ -1145,7 +1034,7 @@
         <w:rPr>
           <w:rFonts w:ascii="Times New Roman" w:hAnsi="Times New Roman"/>
         </w:rPr>
-        <w:t>3.13. Оценивает квалификацию работников отдела, вносит предложения по поощрению и</w:t>
+        <w:t>3.12. Оценивает квалификацию работников отдела, вносит предложения по поощрению и</w:t>
       </w:r>
     </w:p>
     <w:p>
@@ -1170,7 +1059,7 @@
         <w:rPr>
           <w:rFonts w:ascii="Times New Roman" w:hAnsi="Times New Roman"/>
         </w:rPr>
-        <w:t xml:space="preserve">3.14. Ведёт </w:t>
+        <w:t xml:space="preserve">3.13. Ведёт </w:t>
       </w:r>
       <w:r>
         <w:rPr>
@@ -1191,7 +1080,7 @@
         <w:rPr>
           <w:rFonts w:ascii="Times New Roman" w:hAnsi="Times New Roman"/>
         </w:rPr>
-        <w:t xml:space="preserve">3.15. Составляет </w:t>
+        <w:t xml:space="preserve">3.14. Составляет </w:t>
       </w:r>
       <w:r>
         <w:rPr>
@@ -1212,7 +1101,7 @@
         <w:rPr>
           <w:rFonts w:ascii="Times New Roman" w:hAnsi="Times New Roman"/>
         </w:rPr>
-        <w:t>3.16. Ведёт рабочий журнал отдела, фиксируя распределение задач и результат нормоконтроля по каждому чертежу.</w:t>
+        <w:t>3.15. Ведёт рабочий журнал отдела, фиксируя распределение задач и результат нормоконтроля по каждому чертежу.</w:t>
       </w:r>
     </w:p>
     <w:p>
@@ -1220,7 +1109,7 @@
         <w:rPr>
           <w:rFonts w:ascii="Times New Roman" w:hAnsi="Times New Roman"/>
         </w:rPr>
-        <w:t>3.17. Поддерживает рабочий журнал отдела в актуальном состоянии; журнал является</w:t>
+        <w:t>3.16. Поддерживает рабочий журнал отдела в актуальном состоянии; журнал является</w:t>
       </w:r>
     </w:p>
     <w:p>
@@ -1236,7 +1125,7 @@
         <w:rPr>
           <w:rFonts w:ascii="Times New Roman" w:hAnsi="Times New Roman"/>
         </w:rPr>
-        <w:t>3.18. Контролирует соблюдение работниками трудовой дисциплины, охраны труда и</w:t>
+        <w:t>3.17. Контролирует соблюдение работниками трудовой дисциплины, охраны труда и</w:t>
       </w:r>
     </w:p>
     <w:p>
@@ -1286,7 +1175,15 @@
         <w:rPr>
           <w:rFonts w:ascii="Times New Roman" w:hAnsi="Times New Roman"/>
         </w:rPr>
-        <w:t>4.3. Возвращать на доработку документацию, не соответствующую Регламенту.</w:t>
+        <w:t>4.3. Возвращать на доработку документацию, не соответствующую Регламенту либо</w:t>
+      </w:r>
+    </w:p>
+    <w:p>
+      <w:r>
+        <w:rPr>
+          <w:rFonts w:ascii="Times New Roman" w:hAnsi="Times New Roman"/>
+        </w:rPr>
+        <w:t>содержащую ошибки.</w:t>
       </w:r>
     </w:p>
     <w:p>
@@ -1344,7 +1241,23 @@
         <w:rPr>
           <w:rFonts w:ascii="Times New Roman" w:hAnsi="Times New Roman"/>
         </w:rPr>
-        <w:t>5.2. За соблюдение Регламента КМД и нормоконтроль выпускаемых чертежей.</w:t>
+        <w:t>5.2. За соблюдение Регламента КМД, нормоконтроль выпускаемых чертежей, а также за</w:t>
+      </w:r>
+    </w:p>
+    <w:p>
+      <w:r>
+        <w:rPr>
+          <w:rFonts w:ascii="Times New Roman" w:hAnsi="Times New Roman"/>
+        </w:rPr>
+        <w:t>экономию материалов — минимизацию отходов при раскрое в специализированном</w:t>
+      </w:r>
+    </w:p>
+    <w:p>
+      <w:r>
+        <w:rPr>
+          <w:rFonts w:ascii="Times New Roman" w:hAnsi="Times New Roman"/>
+        </w:rPr>
+        <w:t>программном обеспечении и унификацию отправочных марок.</w:t>
       </w:r>
     </w:p>
     <w:p>
@@ -1425,7 +1338,7 @@
           <w:rFonts w:ascii="Times New Roman" w:hAnsi="Times New Roman"/>
           <w:b/>
         </w:rPr>
-        <w:t>главному инженеру</w:t>
+        <w:t>заместителю директора</w:t>
       </w:r>
       <w:r>
         <w:rPr>

--- a/_build/docx/01_Кадровые_документы/4_Должностная_инструкция.docx
+++ b/_build/docx/01_Кадровые_документы/4_Должностная_инструкция.docx
@@ -1348,7 +1348,7 @@
         <w:rPr>
           <w:rFonts w:ascii="Times New Roman" w:hAnsi="Times New Roman"/>
         </w:rPr>
-        <w:t>или АС (Регламент, п. 2.3, раздел 4).</w:t>
+        <w:t>или АС.</w:t>
       </w:r>
     </w:p>
     <w:p>
@@ -1364,7 +1364,7 @@
         <w:rPr>
           <w:rFonts w:ascii="Times New Roman" w:hAnsi="Times New Roman"/>
         </w:rPr>
-        <w:t>технологичность их изготовления и монтажа, унификацию отправочных марок</w:t>
+        <w:t>технологичность их изготовления и монтажа, унификацию отправочных марок,</w:t>
       </w:r>
     </w:p>
     <w:p>
@@ -1372,15 +1372,7 @@
         <w:rPr>
           <w:rFonts w:ascii="Times New Roman" w:hAnsi="Times New Roman"/>
         </w:rPr>
-        <w:t>(Регламент, п. 4.6), минимизацию отходов при раскрое в специализированном</w:t>
-      </w:r>
-    </w:p>
-    <w:p>
-      <w:r>
-        <w:rPr>
-          <w:rFonts w:ascii="Times New Roman" w:hAnsi="Times New Roman"/>
-        </w:rPr>
-        <w:t>программном обеспечении (Регламент, п. 9.6).</w:t>
+        <w:t>минимизацию отходов.</w:t>
       </w:r>
     </w:p>
     <w:p>
@@ -1399,7 +1391,7 @@
         <w:rPr>
           <w:rFonts w:ascii="Times New Roman" w:hAnsi="Times New Roman"/>
         </w:rPr>
-        <w:t>за ошибки в документации, прошедшей нормоконтроль (Регламент, п. 2.6), которые</w:t>
+        <w:t>за ошибки в документации, прошедшей нормоконтроль, которые повлекли брак при</w:t>
       </w:r>
     </w:p>
     <w:p>
@@ -1407,7 +1399,7 @@
         <w:rPr>
           <w:rFonts w:ascii="Times New Roman" w:hAnsi="Times New Roman"/>
         </w:rPr>
-        <w:t>повлекли брак при изготовлении, переделки на производстве или на монтаже;</w:t>
+        <w:t>изготовлении, переделки на производстве или на монтаже;</w:t>
       </w:r>
     </w:p>
     <w:p>
@@ -1418,7 +1410,7 @@
         <w:rPr>
           <w:rFonts w:ascii="Times New Roman" w:hAnsi="Times New Roman"/>
         </w:rPr>
-        <w:t>за выпуск документации без нормоконтроля, с неустранёнными коллизиями модели</w:t>
+        <w:t>за выпуск документации без нормоконтроля.</w:t>
       </w:r>
     </w:p>
     <w:p>
@@ -1426,7 +1418,7 @@
         <w:rPr>
           <w:rFonts w:ascii="Times New Roman" w:hAnsi="Times New Roman"/>
         </w:rPr>
-        <w:t>(Регламент, п. 4.4) или без отметки о результате нормоконтроля в рабочем</w:t>
+        <w:t>5.5. За достоверность табеля учёта рабочего времени и графика отпусков.</w:t>
       </w:r>
     </w:p>
     <w:p>
@@ -1434,7 +1426,7 @@
         <w:rPr>
           <w:rFonts w:ascii="Times New Roman" w:hAnsi="Times New Roman"/>
         </w:rPr>
-        <w:t>журнале отдела.</w:t>
+        <w:t>5.6. За неисполнение или ненадлежащее исполнение должностных обязанностей.</w:t>
       </w:r>
     </w:p>
     <w:p>
@@ -1442,103 +1434,7 @@
         <w:rPr>
           <w:rFonts w:ascii="Times New Roman" w:hAnsi="Times New Roman"/>
         </w:rPr>
-        <w:t>5.5. За срыв сроков выпуска рабочей документации, установленных заданием и</w:t>
-      </w:r>
-    </w:p>
-    <w:p>
-      <w:r>
-        <w:rPr>
-          <w:rFonts w:ascii="Times New Roman" w:hAnsi="Times New Roman"/>
-        </w:rPr>
-        <w:t>зафиксированных в рабочем журнале отдела (Регламент, пп. 2.3, 2.4), —</w:t>
-      </w:r>
-    </w:p>
-    <w:p>
-      <w:r>
-        <w:rPr>
-          <w:rFonts w:ascii="Times New Roman" w:hAnsi="Times New Roman"/>
-        </w:rPr>
-        <w:t>если работник не уведомил заместителя директора заблаговременно о риске срыва</w:t>
-      </w:r>
-    </w:p>
-    <w:p>
-      <w:r>
-        <w:rPr>
-          <w:rFonts w:ascii="Times New Roman" w:hAnsi="Times New Roman"/>
-        </w:rPr>
-        <w:t>срока с указанием причин (недостаточность исходных данных, загрузка отдела,</w:t>
-      </w:r>
-    </w:p>
-    <w:p>
-      <w:r>
-        <w:rPr>
-          <w:rFonts w:ascii="Times New Roman" w:hAnsi="Times New Roman"/>
-        </w:rPr>
-        <w:t>изменение задания) и предложений по новому сроку.</w:t>
-      </w:r>
-    </w:p>
-    <w:p>
-      <w:r>
-        <w:rPr>
-          <w:rFonts w:ascii="Times New Roman" w:hAnsi="Times New Roman"/>
-        </w:rPr>
-        <w:t>5.6. За достоверность табеля учёта рабочего времени и графика отпусков.</w:t>
-      </w:r>
-    </w:p>
-    <w:p>
-      <w:r>
-        <w:rPr>
-          <w:rFonts w:ascii="Times New Roman" w:hAnsi="Times New Roman"/>
-        </w:rPr>
-        <w:t>5.7. За неисполнение или ненадлежащее исполнение должностных обязанностей,</w:t>
-      </w:r>
-    </w:p>
-    <w:p>
-      <w:r>
-        <w:rPr>
-          <w:rFonts w:ascii="Times New Roman" w:hAnsi="Times New Roman"/>
-        </w:rPr>
-        <w:t>нарушение трудовой дисциплины — дисциплинарную ответственность в порядке,</w:t>
-      </w:r>
-    </w:p>
-    <w:p>
-      <w:r>
-        <w:rPr>
-          <w:rFonts w:ascii="Times New Roman" w:hAnsi="Times New Roman"/>
-        </w:rPr>
-        <w:t>установленном статьями 197–204 Трудового кодекса Республики Беларусь.</w:t>
-      </w:r>
-    </w:p>
-    <w:p>
-      <w:r>
-        <w:rPr>
-          <w:rFonts w:ascii="Times New Roman" w:hAnsi="Times New Roman"/>
-        </w:rPr>
-        <w:t>5.8. За ущерб, причинённый нанимателю, — материальную ответственность в порядке</w:t>
-      </w:r>
-    </w:p>
-    <w:p>
-      <w:r>
-        <w:rPr>
-          <w:rFonts w:ascii="Times New Roman" w:hAnsi="Times New Roman"/>
-        </w:rPr>
-        <w:t>и пределах, установленных главой 37 Трудового кодекса Республики Беларусь.</w:t>
-      </w:r>
-    </w:p>
-    <w:p>
-      <w:r>
-        <w:rPr>
-          <w:rFonts w:ascii="Times New Roman" w:hAnsi="Times New Roman"/>
-        </w:rPr>
-        <w:t>5.9. Нарушения, указанные в пп. 5.2–5.5, учитываются при премировании в</w:t>
-      </w:r>
-    </w:p>
-    <w:p>
-      <w:r>
-        <w:rPr>
-          <w:rFonts w:ascii="Times New Roman" w:hAnsi="Times New Roman"/>
-        </w:rPr>
-        <w:t>соответствии с локальными правовыми актами организации.</w:t>
+        <w:t>5.7. Нарушения, указанные в пп. 5.1–5.6, учитываются при премировании работника.</w:t>
       </w:r>
     </w:p>
     <w:p>
